--- a/plantillas_maestras/17_seguro_no_especificado/materia_general_asegurativa/2_o_mas_ddos_varios/mujer/TPL_663_2025_SEGURO_NO_ESPECIFICADO_MATERIA_GENERAL_ASEGURATIVA_ASEGURADORA_MUJER_R3.docx
+++ b/plantillas_maestras/17_seguro_no_especificado/materia_general_asegurativa/2_o_mas_ddos_varios/mujer/TPL_663_2025_SEGURO_NO_ESPECIFICADO_MATERIA_GENERAL_ASEGURATIVA_ASEGURADORA_MUJER_R3.docx
@@ -28,7 +28,7 @@
           <w:lang w:val="pt-PT" w:eastAsia="es-ES"/>
           <w14:ligatures w14:val="none"/>
         </w:rPr>
-        <w:t>EXPEDIENTE N°</w:t>
+        <w:t>EXPEDIENTE </w:t>
       </w:r>
       <w:r>
         <w:rPr>
@@ -115,7 +115,7 @@
           <w14:ligatures w14:val="none"/>
         </w:rPr>
         <w:tab/>
-        <w:t xml:space="preserve">:         </w:t>
+        <w:t xml:space="preserve">: </w:t>
       </w:r>
       <w:r>
         <w:rPr>
@@ -231,7 +231,7 @@
           <w:lang w:val="es-ES" w:eastAsia="es-ES"/>
           <w14:ligatures w14:val="none"/>
         </w:rPr>
-        <w:t>RESOLUCIÓN N°</w:t>
+        <w:t>RESOLUCIÓN </w:t>
       </w:r>
       <w:r>
         <w:rPr>
@@ -649,7 +649,7 @@
           <w14:ligatures w14:val="none"/>
         </w:rPr>
         <w:tab/>
-        <w:t>que, de acuerdo al inciso d) del Artículo 24º de la Ley de Facultades, Normas y Organización del Indecopi, aprobada por Decreto Legislativo Nº 807, el Secretario Técnico cuenta con la facultad para efectuar todas las notificaciones relativas a la tramitación del procedimiento</w:t>
+        <w:t>que, de acuerdo al inciso d) del Artículo 24 de la Ley de Facultades, Normas y Organización del Indecopi, aprobada por Decreto Legislativo 807, el Secretario Técnico cuenta con la facultad para efectuar todas las notificaciones relativas a la tramitación del procedimiento</w:t>
       </w:r>
       <w:r>
         <w:rPr>
@@ -742,7 +742,7 @@
           <w14:ligatures w14:val="none"/>
         </w:rPr>
         <w:tab/>
-        <w:t xml:space="preserve">que, mediante Resolución N° 2 del </w:t>
+        <w:t xml:space="preserve">que, mediante Resolución 2 del </w:t>
       </w:r>
       <w:r>
         <w:rPr>
@@ -802,7 +802,7 @@
           <w:lang w:val="es-ES" w:eastAsia="es-ES"/>
           <w14:ligatures w14:val="none"/>
         </w:rPr>
-        <w:t xml:space="preserve">Comisión de Protección al Consumidor N° 1 </w:t>
+        <w:t xml:space="preserve">Comisión de Protección al Consumidor 1 </w:t>
       </w:r>
       <w:r>
         <w:rPr>
@@ -1219,7 +1219,7 @@
           <w:lang w:val="es-ES" w:eastAsia="es-ES"/>
           <w14:ligatures w14:val="none"/>
         </w:rPr>
-        <w:t>N° 2 del</w:t>
+        <w:t>2 del</w:t>
       </w:r>
       <w:r>
         <w:rPr>
@@ -1437,7 +1437,7 @@
           <w:lang w:val="es-ES" w:eastAsia="es-ES"/>
           <w14:ligatures w14:val="none"/>
         </w:rPr>
-        <w:t> Protección al Consumidor N° 1</w:t>
+        <w:t> Protección al Consumidor 1</w:t>
       </w:r>
     </w:p>
     <w:p>
@@ -1585,7 +1585,7 @@
           <w:sz w:val="16"/>
           <w:szCs w:val="16"/>
         </w:rPr>
-        <w:t>LEY DE FACULTADES, NORMAS Y ORGANIZACIÓN DEL INDECOPI, DECRETO LEGISLATIVO Nº 807.-</w:t>
+        <w:t>LEY DE FACULTADES, NORMAS Y ORGANIZACIÓN DEL INDECOPI, DECRETO LEGISLATIVO 807.-</w:t>
       </w:r>
     </w:p>
     <w:p>
@@ -1604,7 +1604,7 @@
           <w:bCs/>
         </w:rPr>
         <w:tab/>
-        <w:t>Artículo 24º</w:t>
+        <w:t>Artículo 24</w:t>
       </w:r>
       <w:r>
         <w:t xml:space="preserve">.- El Secretario Técnico se encargará de la tramitación del procedimiento. Para ello, cuenta con las siguientes facultades: </w:t>
@@ -1856,7 +1856,7 @@
               <w:sz w:val="16"/>
               <w:szCs w:val="16"/>
             </w:rPr>
-            <w:t xml:space="preserve">CNICA DE LA    </w:t>
+            <w:t xml:space="preserve">CNICA DE LA </w:t>
           </w:r>
         </w:p>
         <w:p>

--- a/plantillas_maestras/17_seguro_no_especificado/materia_general_asegurativa/2_o_mas_ddos_varios/mujer/TPL_663_2025_SEGURO_NO_ESPECIFICADO_MATERIA_GENERAL_ASEGURATIVA_ASEGURADORA_MUJER_R3.docx
+++ b/plantillas_maestras/17_seguro_no_especificado/materia_general_asegurativa/2_o_mas_ddos_varios/mujer/TPL_663_2025_SEGURO_NO_ESPECIFICADO_MATERIA_GENERAL_ASEGURATIVA_ASEGURADORA_MUJER_R3.docx
@@ -103,7 +103,7 @@
           <w:lang w:val="pt-PT" w:eastAsia="es-ES"/>
           <w14:ligatures w14:val="none"/>
         </w:rPr>
-        <w:t>DENUNCIANTE</w:t>
+        <w:t xml:space="preserve">DENUNCIANTE: [DENUNCIANTE]</w:t>
       </w:r>
       <w:r>
         <w:rPr>
@@ -115,7 +115,7 @@
           <w14:ligatures w14:val="none"/>
         </w:rPr>
         <w:tab/>
-        <w:t xml:space="preserve">: </w:t>
+        <w:t xml:space="preserve"/>
       </w:r>
       <w:r>
         <w:rPr>
@@ -137,7 +137,7 @@
           <w:lang w:val="pt-PT" w:eastAsia="es-ES"/>
           <w14:ligatures w14:val="none"/>
         </w:rPr>
-        <w:t>ODILIA CONTRERAS OTERO</w:t>
+        <w:t/>
       </w:r>
     </w:p>
     <w:p>
@@ -397,127 +397,127 @@
           <w:lang w:val="es-ES" w:eastAsia="es-ES"/>
           <w14:ligatures w14:val="none"/>
         </w:rPr>
-        <w:t>VISTO:</w:t>
-      </w:r>
-      <w:r>
-        <w:rPr>
-          <w:rFonts w:ascii="Arial Narrow" w:eastAsia="Times New Roman" w:hAnsi="Arial Narrow" w:cs="Arial"/>
-          <w:spacing w:val="-3"/>
-          <w:kern w:val="0"/>
-          <w:sz w:val="24"/>
-          <w:szCs w:val="24"/>
-          <w:lang w:val="es-ES" w:eastAsia="es-ES"/>
-          <w14:ligatures w14:val="none"/>
-        </w:rPr>
-        <w:t xml:space="preserve"> el escrito presentado </w:t>
-      </w:r>
-      <w:r>
-        <w:rPr>
-          <w:rFonts w:ascii="Arial Narrow" w:eastAsia="Times New Roman" w:hAnsi="Arial Narrow" w:cs="Arial"/>
-          <w:spacing w:val="-3"/>
-          <w:kern w:val="0"/>
-          <w:sz w:val="24"/>
-          <w:szCs w:val="24"/>
-          <w:lang w:val="es-ES" w:eastAsia="es-ES"/>
-          <w14:ligatures w14:val="none"/>
-        </w:rPr>
-        <w:t>por la señora</w:t>
-      </w:r>
-      <w:r>
-        <w:rPr>
-          <w:rFonts w:ascii="Arial Narrow" w:eastAsia="Times New Roman" w:hAnsi="Arial Narrow" w:cs="Arial"/>
-          <w:spacing w:val="-3"/>
-          <w:kern w:val="0"/>
-          <w:sz w:val="24"/>
-          <w:szCs w:val="24"/>
-          <w:lang w:val="es-ES" w:eastAsia="es-ES"/>
-          <w14:ligatures w14:val="none"/>
-        </w:rPr>
-        <w:t xml:space="preserve"> </w:t>
-      </w:r>
-      <w:r>
-        <w:rPr>
-          <w:rFonts w:ascii="Arial Narrow" w:eastAsia="Times New Roman" w:hAnsi="Arial Narrow" w:cs="Arial"/>
-          <w:spacing w:val="-3"/>
-          <w:kern w:val="0"/>
-          <w:sz w:val="24"/>
-          <w:szCs w:val="24"/>
-          <w:lang w:val="es-ES" w:eastAsia="es-ES"/>
-          <w14:ligatures w14:val="none"/>
-        </w:rPr>
-        <w:t xml:space="preserve">Odilia Contreras </w:t>
-      </w:r>
-      <w:r>
-        <w:rPr>
-          <w:rFonts w:ascii="Arial Narrow" w:eastAsia="Times New Roman" w:hAnsi="Arial Narrow" w:cs="Arial"/>
-          <w:spacing w:val="-3"/>
-          <w:kern w:val="0"/>
-          <w:sz w:val="24"/>
-          <w:szCs w:val="24"/>
-          <w:lang w:val="es-ES" w:eastAsia="es-ES"/>
-          <w14:ligatures w14:val="none"/>
-        </w:rPr>
-        <w:t xml:space="preserve">Otero </w:t>
-      </w:r>
-      <w:r>
-        <w:rPr>
-          <w:rFonts w:ascii="Arial Narrow" w:eastAsia="Times New Roman" w:hAnsi="Arial Narrow" w:cs="Arial"/>
-          <w:spacing w:val="-3"/>
-          <w:kern w:val="0"/>
-          <w:sz w:val="24"/>
-          <w:szCs w:val="24"/>
-          <w:lang w:val="es-ES" w:eastAsia="es-ES"/>
-          <w14:ligatures w14:val="none"/>
-        </w:rPr>
-        <w:t xml:space="preserve">el </w:t>
-      </w:r>
-      <w:r>
-        <w:rPr>
-          <w:rFonts w:ascii="Arial Narrow" w:eastAsia="Times New Roman" w:hAnsi="Arial Narrow" w:cs="Arial"/>
-          <w:spacing w:val="-3"/>
-          <w:kern w:val="0"/>
-          <w:sz w:val="24"/>
-          <w:szCs w:val="24"/>
-          <w:lang w:val="es-ES" w:eastAsia="es-ES"/>
-          <w14:ligatures w14:val="none"/>
-        </w:rPr>
-        <w:t>17</w:t>
-      </w:r>
-      <w:r>
-        <w:rPr>
-          <w:rFonts w:ascii="Arial Narrow" w:eastAsia="Times New Roman" w:hAnsi="Arial Narrow" w:cs="Arial"/>
-          <w:spacing w:val="-3"/>
-          <w:kern w:val="0"/>
-          <w:sz w:val="24"/>
-          <w:szCs w:val="24"/>
-          <w:lang w:val="es-ES" w:eastAsia="es-ES"/>
-          <w14:ligatures w14:val="none"/>
-        </w:rPr>
-        <w:t xml:space="preserve"> de </w:t>
-      </w:r>
-      <w:r>
-        <w:rPr>
-          <w:rFonts w:ascii="Arial Narrow" w:eastAsia="Times New Roman" w:hAnsi="Arial Narrow" w:cs="Arial"/>
-          <w:spacing w:val="-3"/>
-          <w:kern w:val="0"/>
-          <w:sz w:val="24"/>
-          <w:szCs w:val="24"/>
-          <w:lang w:val="es-ES" w:eastAsia="es-ES"/>
-          <w14:ligatures w14:val="none"/>
-        </w:rPr>
-        <w:t>junio</w:t>
-      </w:r>
-      <w:r>
-        <w:rPr>
-          <w:rFonts w:ascii="Arial Narrow" w:eastAsia="Times New Roman" w:hAnsi="Arial Narrow" w:cs="Arial"/>
-          <w:spacing w:val="-3"/>
-          <w:kern w:val="0"/>
-          <w:sz w:val="24"/>
-          <w:szCs w:val="24"/>
-          <w:lang w:val="es-ES" w:eastAsia="es-ES"/>
-          <w14:ligatures w14:val="none"/>
-        </w:rPr>
-        <w:t xml:space="preserve"> de 2025.</w:t>
+        <w:t xml:space="preserve">VISTO: el escrito presentado por la señora [DENUNCIANTE] el 17 de junio de 2025.</w:t>
+      </w:r>
+      <w:r>
+        <w:rPr>
+          <w:rFonts w:ascii="Arial Narrow" w:eastAsia="Times New Roman" w:hAnsi="Arial Narrow" w:cs="Arial"/>
+          <w:spacing w:val="-3"/>
+          <w:kern w:val="0"/>
+          <w:sz w:val="24"/>
+          <w:szCs w:val="24"/>
+          <w:lang w:val="es-ES" w:eastAsia="es-ES"/>
+          <w14:ligatures w14:val="none"/>
+        </w:rPr>
+        <w:t xml:space="preserve"/>
+      </w:r>
+      <w:r>
+        <w:rPr>
+          <w:rFonts w:ascii="Arial Narrow" w:eastAsia="Times New Roman" w:hAnsi="Arial Narrow" w:cs="Arial"/>
+          <w:spacing w:val="-3"/>
+          <w:kern w:val="0"/>
+          <w:sz w:val="24"/>
+          <w:szCs w:val="24"/>
+          <w:lang w:val="es-ES" w:eastAsia="es-ES"/>
+          <w14:ligatures w14:val="none"/>
+        </w:rPr>
+        <w:t/>
+      </w:r>
+      <w:r>
+        <w:rPr>
+          <w:rFonts w:ascii="Arial Narrow" w:eastAsia="Times New Roman" w:hAnsi="Arial Narrow" w:cs="Arial"/>
+          <w:spacing w:val="-3"/>
+          <w:kern w:val="0"/>
+          <w:sz w:val="24"/>
+          <w:szCs w:val="24"/>
+          <w:lang w:val="es-ES" w:eastAsia="es-ES"/>
+          <w14:ligatures w14:val="none"/>
+        </w:rPr>
+        <w:t xml:space="preserve"/>
+      </w:r>
+      <w:r>
+        <w:rPr>
+          <w:rFonts w:ascii="Arial Narrow" w:eastAsia="Times New Roman" w:hAnsi="Arial Narrow" w:cs="Arial"/>
+          <w:spacing w:val="-3"/>
+          <w:kern w:val="0"/>
+          <w:sz w:val="24"/>
+          <w:szCs w:val="24"/>
+          <w:lang w:val="es-ES" w:eastAsia="es-ES"/>
+          <w14:ligatures w14:val="none"/>
+        </w:rPr>
+        <w:t xml:space="preserve"/>
+      </w:r>
+      <w:r>
+        <w:rPr>
+          <w:rFonts w:ascii="Arial Narrow" w:eastAsia="Times New Roman" w:hAnsi="Arial Narrow" w:cs="Arial"/>
+          <w:spacing w:val="-3"/>
+          <w:kern w:val="0"/>
+          <w:sz w:val="24"/>
+          <w:szCs w:val="24"/>
+          <w:lang w:val="es-ES" w:eastAsia="es-ES"/>
+          <w14:ligatures w14:val="none"/>
+        </w:rPr>
+        <w:t xml:space="preserve"/>
+      </w:r>
+      <w:r>
+        <w:rPr>
+          <w:rFonts w:ascii="Arial Narrow" w:eastAsia="Times New Roman" w:hAnsi="Arial Narrow" w:cs="Arial"/>
+          <w:spacing w:val="-3"/>
+          <w:kern w:val="0"/>
+          <w:sz w:val="24"/>
+          <w:szCs w:val="24"/>
+          <w:lang w:val="es-ES" w:eastAsia="es-ES"/>
+          <w14:ligatures w14:val="none"/>
+        </w:rPr>
+        <w:t xml:space="preserve"/>
+      </w:r>
+      <w:r>
+        <w:rPr>
+          <w:rFonts w:ascii="Arial Narrow" w:eastAsia="Times New Roman" w:hAnsi="Arial Narrow" w:cs="Arial"/>
+          <w:spacing w:val="-3"/>
+          <w:kern w:val="0"/>
+          <w:sz w:val="24"/>
+          <w:szCs w:val="24"/>
+          <w:lang w:val="es-ES" w:eastAsia="es-ES"/>
+          <w14:ligatures w14:val="none"/>
+        </w:rPr>
+        <w:t/>
+      </w:r>
+      <w:r>
+        <w:rPr>
+          <w:rFonts w:ascii="Arial Narrow" w:eastAsia="Times New Roman" w:hAnsi="Arial Narrow" w:cs="Arial"/>
+          <w:spacing w:val="-3"/>
+          <w:kern w:val="0"/>
+          <w:sz w:val="24"/>
+          <w:szCs w:val="24"/>
+          <w:lang w:val="es-ES" w:eastAsia="es-ES"/>
+          <w14:ligatures w14:val="none"/>
+        </w:rPr>
+        <w:t xml:space="preserve"/>
+      </w:r>
+      <w:r>
+        <w:rPr>
+          <w:rFonts w:ascii="Arial Narrow" w:eastAsia="Times New Roman" w:hAnsi="Arial Narrow" w:cs="Arial"/>
+          <w:spacing w:val="-3"/>
+          <w:kern w:val="0"/>
+          <w:sz w:val="24"/>
+          <w:szCs w:val="24"/>
+          <w:lang w:val="es-ES" w:eastAsia="es-ES"/>
+          <w14:ligatures w14:val="none"/>
+        </w:rPr>
+        <w:t/>
+      </w:r>
+      <w:r>
+        <w:rPr>
+          <w:rFonts w:ascii="Arial Narrow" w:eastAsia="Times New Roman" w:hAnsi="Arial Narrow" w:cs="Arial"/>
+          <w:spacing w:val="-3"/>
+          <w:kern w:val="0"/>
+          <w:sz w:val="24"/>
+          <w:szCs w:val="24"/>
+          <w:lang w:val="es-ES" w:eastAsia="es-ES"/>
+          <w14:ligatures w14:val="none"/>
+        </w:rPr>
+        <w:t xml:space="preserve"/>
       </w:r>
     </w:p>
     <w:p>
@@ -729,7 +729,7 @@
           <w:lang w:val="es-ES" w:eastAsia="es-ES"/>
           <w14:ligatures w14:val="none"/>
         </w:rPr>
-        <w:t>(ii)</w:t>
+        <w:t xml:space="preserve">(ii)que, mediante Resolución 2 del 14 de febrero de 2025, la Secretaría Técnica de la Comisión de Protección al Consumidor 1 declaró inadmisible la denuncia interpuesta por la señora [DENUNCIANTE] contra La Positiva Vida Seguros y Reaseguros S.A..</w:t>
       </w:r>
       <w:r>
         <w:rPr>
@@ -742,103 +742,103 @@
           <w14:ligatures w14:val="none"/>
         </w:rPr>
         <w:tab/>
-        <w:t xml:space="preserve">que, mediante Resolución 2 del </w:t>
-      </w:r>
-      <w:r>
-        <w:rPr>
-          <w:rFonts w:ascii="Arial Narrow" w:eastAsia="Times New Roman" w:hAnsi="Arial Narrow" w:cs="Arial"/>
-          <w:spacing w:val="-3"/>
-          <w:kern w:val="0"/>
-          <w:sz w:val="24"/>
-          <w:szCs w:val="24"/>
-          <w:lang w:val="es-ES" w:eastAsia="es-ES"/>
-          <w14:ligatures w14:val="none"/>
-        </w:rPr>
-        <w:t>14</w:t>
-      </w:r>
-      <w:r>
-        <w:rPr>
-          <w:rFonts w:ascii="Arial Narrow" w:eastAsia="Times New Roman" w:hAnsi="Arial Narrow" w:cs="Arial"/>
-          <w:spacing w:val="-3"/>
-          <w:kern w:val="0"/>
-          <w:sz w:val="24"/>
-          <w:szCs w:val="24"/>
-          <w:lang w:val="es-ES" w:eastAsia="es-ES"/>
-          <w14:ligatures w14:val="none"/>
-        </w:rPr>
-        <w:t xml:space="preserve"> de febrero de 2025, la</w:t>
-      </w:r>
-      <w:r>
-        <w:rPr>
-          <w:rFonts w:ascii="Arial Narrow" w:eastAsia="Times New Roman" w:hAnsi="Arial Narrow" w:cs="Arial"/>
-          <w:spacing w:val="-3"/>
-          <w:kern w:val="0"/>
-          <w:sz w:val="24"/>
-          <w:szCs w:val="24"/>
-          <w:lang w:val="es-ES" w:eastAsia="es-ES"/>
-          <w14:ligatures w14:val="none"/>
-        </w:rPr>
-        <w:t xml:space="preserve"> </w:t>
-      </w:r>
-      <w:r>
-        <w:rPr>
-          <w:rFonts w:ascii="Arial Narrow" w:eastAsia="Times New Roman" w:hAnsi="Arial Narrow" w:cs="Arial"/>
-          <w:spacing w:val="-3"/>
-          <w:kern w:val="0"/>
-          <w:sz w:val="24"/>
-          <w:szCs w:val="24"/>
-          <w:lang w:val="es-ES" w:eastAsia="es-ES"/>
-          <w14:ligatures w14:val="none"/>
-        </w:rPr>
-        <w:t xml:space="preserve">Secretaría Técnica de la </w:t>
-      </w:r>
-      <w:r>
-        <w:rPr>
-          <w:rFonts w:ascii="Arial Narrow" w:eastAsia="Times New Roman" w:hAnsi="Arial Narrow" w:cs="Arial"/>
-          <w:spacing w:val="-3"/>
-          <w:kern w:val="0"/>
-          <w:sz w:val="24"/>
-          <w:szCs w:val="24"/>
-          <w:lang w:val="es-ES" w:eastAsia="es-ES"/>
-          <w14:ligatures w14:val="none"/>
-        </w:rPr>
-        <w:t xml:space="preserve">Comisión de Protección al Consumidor 1 </w:t>
-      </w:r>
-      <w:r>
-        <w:rPr>
-          <w:rFonts w:ascii="Arial Narrow" w:eastAsia="Times New Roman" w:hAnsi="Arial Narrow" w:cs="Arial"/>
-          <w:spacing w:val="-3"/>
-          <w:kern w:val="0"/>
-          <w:sz w:val="24"/>
-          <w:szCs w:val="24"/>
-          <w:lang w:val="es-ES" w:eastAsia="es-ES"/>
-          <w14:ligatures w14:val="none"/>
-        </w:rPr>
-        <w:t xml:space="preserve">declaró inadmisible la denuncia interpuesta </w:t>
-      </w:r>
-      <w:r>
-        <w:rPr>
-          <w:rFonts w:ascii="Arial Narrow" w:eastAsia="Times New Roman" w:hAnsi="Arial Narrow" w:cs="Arial"/>
-          <w:spacing w:val="-3"/>
-          <w:kern w:val="0"/>
-          <w:sz w:val="24"/>
-          <w:szCs w:val="24"/>
-          <w:lang w:val="es-ES" w:eastAsia="es-ES"/>
-          <w14:ligatures w14:val="none"/>
-        </w:rPr>
-        <w:t xml:space="preserve">por la señora </w:t>
-      </w:r>
-      <w:r>
-        <w:rPr>
-          <w:rFonts w:ascii="Arial Narrow" w:eastAsia="Times New Roman" w:hAnsi="Arial Narrow" w:cs="Arial"/>
-          <w:spacing w:val="-3"/>
-          <w:kern w:val="0"/>
-          <w:sz w:val="24"/>
-          <w:szCs w:val="24"/>
-          <w:lang w:val="es-ES" w:eastAsia="es-ES"/>
-          <w14:ligatures w14:val="none"/>
-        </w:rPr>
-        <w:t xml:space="preserve">Odilia Contreras Otero </w:t>
+        <w:t xml:space="preserve"/>
+      </w:r>
+      <w:r>
+        <w:rPr>
+          <w:rFonts w:ascii="Arial Narrow" w:eastAsia="Times New Roman" w:hAnsi="Arial Narrow" w:cs="Arial"/>
+          <w:spacing w:val="-3"/>
+          <w:kern w:val="0"/>
+          <w:sz w:val="24"/>
+          <w:szCs w:val="24"/>
+          <w:lang w:val="es-ES" w:eastAsia="es-ES"/>
+          <w14:ligatures w14:val="none"/>
+        </w:rPr>
+        <w:t/>
+      </w:r>
+      <w:r>
+        <w:rPr>
+          <w:rFonts w:ascii="Arial Narrow" w:eastAsia="Times New Roman" w:hAnsi="Arial Narrow" w:cs="Arial"/>
+          <w:spacing w:val="-3"/>
+          <w:kern w:val="0"/>
+          <w:sz w:val="24"/>
+          <w:szCs w:val="24"/>
+          <w:lang w:val="es-ES" w:eastAsia="es-ES"/>
+          <w14:ligatures w14:val="none"/>
+        </w:rPr>
+        <w:t xml:space="preserve"/>
+      </w:r>
+      <w:r>
+        <w:rPr>
+          <w:rFonts w:ascii="Arial Narrow" w:eastAsia="Times New Roman" w:hAnsi="Arial Narrow" w:cs="Arial"/>
+          <w:spacing w:val="-3"/>
+          <w:kern w:val="0"/>
+          <w:sz w:val="24"/>
+          <w:szCs w:val="24"/>
+          <w:lang w:val="es-ES" w:eastAsia="es-ES"/>
+          <w14:ligatures w14:val="none"/>
+        </w:rPr>
+        <w:t xml:space="preserve"/>
+      </w:r>
+      <w:r>
+        <w:rPr>
+          <w:rFonts w:ascii="Arial Narrow" w:eastAsia="Times New Roman" w:hAnsi="Arial Narrow" w:cs="Arial"/>
+          <w:spacing w:val="-3"/>
+          <w:kern w:val="0"/>
+          <w:sz w:val="24"/>
+          <w:szCs w:val="24"/>
+          <w:lang w:val="es-ES" w:eastAsia="es-ES"/>
+          <w14:ligatures w14:val="none"/>
+        </w:rPr>
+        <w:t xml:space="preserve"/>
+      </w:r>
+      <w:r>
+        <w:rPr>
+          <w:rFonts w:ascii="Arial Narrow" w:eastAsia="Times New Roman" w:hAnsi="Arial Narrow" w:cs="Arial"/>
+          <w:spacing w:val="-3"/>
+          <w:kern w:val="0"/>
+          <w:sz w:val="24"/>
+          <w:szCs w:val="24"/>
+          <w:lang w:val="es-ES" w:eastAsia="es-ES"/>
+          <w14:ligatures w14:val="none"/>
+        </w:rPr>
+        <w:t xml:space="preserve"/>
+      </w:r>
+      <w:r>
+        <w:rPr>
+          <w:rFonts w:ascii="Arial Narrow" w:eastAsia="Times New Roman" w:hAnsi="Arial Narrow" w:cs="Arial"/>
+          <w:spacing w:val="-3"/>
+          <w:kern w:val="0"/>
+          <w:sz w:val="24"/>
+          <w:szCs w:val="24"/>
+          <w:lang w:val="es-ES" w:eastAsia="es-ES"/>
+          <w14:ligatures w14:val="none"/>
+        </w:rPr>
+        <w:t xml:space="preserve"/>
+      </w:r>
+      <w:r>
+        <w:rPr>
+          <w:rFonts w:ascii="Arial Narrow" w:eastAsia="Times New Roman" w:hAnsi="Arial Narrow" w:cs="Arial"/>
+          <w:spacing w:val="-3"/>
+          <w:kern w:val="0"/>
+          <w:sz w:val="24"/>
+          <w:szCs w:val="24"/>
+          <w:lang w:val="es-ES" w:eastAsia="es-ES"/>
+          <w14:ligatures w14:val="none"/>
+        </w:rPr>
+        <w:t xml:space="preserve"/>
+      </w:r>
+      <w:r>
+        <w:rPr>
+          <w:rFonts w:ascii="Arial Narrow" w:eastAsia="Times New Roman" w:hAnsi="Arial Narrow" w:cs="Arial"/>
+          <w:spacing w:val="-3"/>
+          <w:kern w:val="0"/>
+          <w:sz w:val="24"/>
+          <w:szCs w:val="24"/>
+          <w:lang w:val="es-ES" w:eastAsia="es-ES"/>
+          <w14:ligatures w14:val="none"/>
+        </w:rPr>
+        <w:t xml:space="preserve"/>
       </w:r>
       <w:r>
         <w:rPr>
@@ -850,7 +850,7 @@
           <w:lang w:eastAsia="es-ES"/>
           <w14:ligatures w14:val="none"/>
         </w:rPr>
-        <w:t xml:space="preserve">contra </w:t>
+        <w:t xml:space="preserve"/>
       </w:r>
       <w:r>
         <w:rPr>
@@ -862,7 +862,7 @@
           <w:lang w:eastAsia="es-ES"/>
           <w14:ligatures w14:val="none"/>
         </w:rPr>
-        <w:t xml:space="preserve">La Positiva Vida Seguros </w:t>
+        <w:t xml:space="preserve"/>
       </w:r>
       <w:r>
         <w:rPr>
@@ -874,7 +874,7 @@
           <w:lang w:eastAsia="es-ES"/>
           <w14:ligatures w14:val="none"/>
         </w:rPr>
-        <w:t>y</w:t>
+        <w:t/>
       </w:r>
       <w:r>
         <w:rPr>
@@ -886,7 +886,7 @@
           <w:lang w:eastAsia="es-ES"/>
           <w14:ligatures w14:val="none"/>
         </w:rPr>
-        <w:t xml:space="preserve"> Reaseguros </w:t>
+        <w:t xml:space="preserve"/>
       </w:r>
       <w:r>
         <w:rPr>
@@ -898,7 +898,7 @@
           <w:lang w:eastAsia="es-ES"/>
           <w14:ligatures w14:val="none"/>
         </w:rPr>
-        <w:t>S.A.</w:t>
+        <w:t/>
       </w:r>
       <w:r>
         <w:rPr>
@@ -910,7 +910,7 @@
           <w:lang w:eastAsia="es-ES"/>
           <w14:ligatures w14:val="none"/>
         </w:rPr>
-        <w:t>.</w:t>
+        <w:t/>
       </w:r>
     </w:p>
     <w:p>
@@ -1113,7 +1113,7 @@
           <w:lang w:val="es-ES" w:eastAsia="es-ES"/>
           <w14:ligatures w14:val="none"/>
         </w:rPr>
-        <w:t>(ii)</w:t>
+        <w:t xml:space="preserve">(ii)informar a la señora [DENUNCIANTE] que debe estarse a lo resuelto mediante la Resolución 2 del 14 de febrero de 2025.</w:t>
       </w:r>
       <w:r>
         <w:rPr>
@@ -1136,126 +1136,126 @@
           <w:lang w:val="es-ES" w:eastAsia="es-ES"/>
           <w14:ligatures w14:val="none"/>
         </w:rPr>
-        <w:t xml:space="preserve">informar </w:t>
-      </w:r>
-      <w:r>
-        <w:rPr>
-          <w:rFonts w:ascii="Arial Narrow" w:eastAsia="Times New Roman" w:hAnsi="Arial Narrow" w:cs="Arial"/>
-          <w:spacing w:val="-3"/>
-          <w:kern w:val="0"/>
-          <w:sz w:val="24"/>
-          <w:szCs w:val="24"/>
-          <w:lang w:val="es-ES" w:eastAsia="es-ES"/>
-          <w14:ligatures w14:val="none"/>
-        </w:rPr>
-        <w:t xml:space="preserve">a </w:t>
-      </w:r>
-      <w:r>
-        <w:rPr>
-          <w:rFonts w:ascii="Arial Narrow" w:eastAsia="Times New Roman" w:hAnsi="Arial Narrow" w:cs="Arial"/>
-          <w:spacing w:val="-3"/>
-          <w:kern w:val="0"/>
-          <w:sz w:val="24"/>
-          <w:szCs w:val="24"/>
-          <w:lang w:val="es-ES" w:eastAsia="es-ES"/>
-          <w14:ligatures w14:val="none"/>
-        </w:rPr>
-        <w:t>la señora</w:t>
-      </w:r>
-      <w:r>
-        <w:rPr>
-          <w:rFonts w:ascii="Arial Narrow" w:eastAsia="Times New Roman" w:hAnsi="Arial Narrow" w:cs="Arial"/>
-          <w:spacing w:val="-3"/>
-          <w:kern w:val="0"/>
-          <w:sz w:val="24"/>
-          <w:szCs w:val="24"/>
-          <w:lang w:val="es-ES" w:eastAsia="es-ES"/>
-          <w14:ligatures w14:val="none"/>
-        </w:rPr>
-        <w:t xml:space="preserve"> </w:t>
-      </w:r>
-      <w:r>
-        <w:rPr>
-          <w:rFonts w:ascii="Arial Narrow" w:eastAsia="Times New Roman" w:hAnsi="Arial Narrow" w:cs="Arial"/>
-          <w:spacing w:val="-3"/>
-          <w:kern w:val="0"/>
-          <w:sz w:val="24"/>
-          <w:szCs w:val="24"/>
-          <w:lang w:val="es-ES" w:eastAsia="es-ES"/>
-          <w14:ligatures w14:val="none"/>
-        </w:rPr>
-        <w:t xml:space="preserve">Odilia Contreras </w:t>
-      </w:r>
-      <w:r>
-        <w:rPr>
-          <w:rFonts w:ascii="Arial Narrow" w:eastAsia="Times New Roman" w:hAnsi="Arial Narrow" w:cs="Arial"/>
-          <w:spacing w:val="-3"/>
-          <w:kern w:val="0"/>
-          <w:sz w:val="24"/>
-          <w:szCs w:val="24"/>
-          <w:lang w:val="es-ES" w:eastAsia="es-ES"/>
-          <w14:ligatures w14:val="none"/>
-        </w:rPr>
-        <w:t xml:space="preserve">Otero </w:t>
-      </w:r>
-      <w:r>
-        <w:rPr>
-          <w:rFonts w:ascii="Arial Narrow" w:eastAsia="Times New Roman" w:hAnsi="Arial Narrow" w:cs="Arial"/>
-          <w:kern w:val="0"/>
-          <w:sz w:val="24"/>
-          <w:szCs w:val="24"/>
-          <w:lang w:val="es-ES" w:eastAsia="es-ES"/>
-          <w14:ligatures w14:val="none"/>
-        </w:rPr>
-        <w:t xml:space="preserve">que debe estarse a lo resuelto mediante la Resolución </w:t>
-      </w:r>
-      <w:r>
-        <w:rPr>
-          <w:rFonts w:ascii="Arial Narrow" w:eastAsia="Times New Roman" w:hAnsi="Arial Narrow" w:cs="Arial"/>
-          <w:spacing w:val="-3"/>
-          <w:kern w:val="0"/>
-          <w:sz w:val="24"/>
-          <w:szCs w:val="24"/>
-          <w:lang w:val="es-ES" w:eastAsia="es-ES"/>
-          <w14:ligatures w14:val="none"/>
-        </w:rPr>
-        <w:t>2 del</w:t>
-      </w:r>
-      <w:r>
-        <w:rPr>
-          <w:rFonts w:ascii="Arial Narrow" w:eastAsia="Times New Roman" w:hAnsi="Arial Narrow" w:cs="Arial"/>
-          <w:spacing w:val="-3"/>
-          <w:kern w:val="0"/>
-          <w:sz w:val="24"/>
-          <w:szCs w:val="24"/>
-          <w:lang w:val="es-ES" w:eastAsia="es-ES"/>
-          <w14:ligatures w14:val="none"/>
-        </w:rPr>
-        <w:t xml:space="preserve"> </w:t>
-      </w:r>
-      <w:r>
-        <w:rPr>
-          <w:rFonts w:ascii="Arial Narrow" w:eastAsia="Times New Roman" w:hAnsi="Arial Narrow" w:cs="Arial"/>
-          <w:spacing w:val="-3"/>
-          <w:kern w:val="0"/>
-          <w:sz w:val="24"/>
-          <w:szCs w:val="24"/>
-          <w:lang w:val="es-ES" w:eastAsia="es-ES"/>
-          <w14:ligatures w14:val="none"/>
-        </w:rPr>
-        <w:t>14 de febrero de 2025</w:t>
-      </w:r>
-      <w:r>
-        <w:rPr>
-          <w:rFonts w:ascii="Arial Narrow" w:eastAsia="Times New Roman" w:hAnsi="Arial Narrow" w:cs="Arial"/>
-          <w:spacing w:val="-3"/>
-          <w:kern w:val="0"/>
-          <w:sz w:val="24"/>
-          <w:szCs w:val="24"/>
-          <w:lang w:val="es-ES" w:eastAsia="es-ES"/>
-          <w14:ligatures w14:val="none"/>
-        </w:rPr>
-        <w:t>.</w:t>
+        <w:t xml:space="preserve"/>
+      </w:r>
+      <w:r>
+        <w:rPr>
+          <w:rFonts w:ascii="Arial Narrow" w:eastAsia="Times New Roman" w:hAnsi="Arial Narrow" w:cs="Arial"/>
+          <w:spacing w:val="-3"/>
+          <w:kern w:val="0"/>
+          <w:sz w:val="24"/>
+          <w:szCs w:val="24"/>
+          <w:lang w:val="es-ES" w:eastAsia="es-ES"/>
+          <w14:ligatures w14:val="none"/>
+        </w:rPr>
+        <w:t xml:space="preserve"/>
+      </w:r>
+      <w:r>
+        <w:rPr>
+          <w:rFonts w:ascii="Arial Narrow" w:eastAsia="Times New Roman" w:hAnsi="Arial Narrow" w:cs="Arial"/>
+          <w:spacing w:val="-3"/>
+          <w:kern w:val="0"/>
+          <w:sz w:val="24"/>
+          <w:szCs w:val="24"/>
+          <w:lang w:val="es-ES" w:eastAsia="es-ES"/>
+          <w14:ligatures w14:val="none"/>
+        </w:rPr>
+        <w:t/>
+      </w:r>
+      <w:r>
+        <w:rPr>
+          <w:rFonts w:ascii="Arial Narrow" w:eastAsia="Times New Roman" w:hAnsi="Arial Narrow" w:cs="Arial"/>
+          <w:spacing w:val="-3"/>
+          <w:kern w:val="0"/>
+          <w:sz w:val="24"/>
+          <w:szCs w:val="24"/>
+          <w:lang w:val="es-ES" w:eastAsia="es-ES"/>
+          <w14:ligatures w14:val="none"/>
+        </w:rPr>
+        <w:t xml:space="preserve"/>
+      </w:r>
+      <w:r>
+        <w:rPr>
+          <w:rFonts w:ascii="Arial Narrow" w:eastAsia="Times New Roman" w:hAnsi="Arial Narrow" w:cs="Arial"/>
+          <w:spacing w:val="-3"/>
+          <w:kern w:val="0"/>
+          <w:sz w:val="24"/>
+          <w:szCs w:val="24"/>
+          <w:lang w:val="es-ES" w:eastAsia="es-ES"/>
+          <w14:ligatures w14:val="none"/>
+        </w:rPr>
+        <w:t xml:space="preserve"/>
+      </w:r>
+      <w:r>
+        <w:rPr>
+          <w:rFonts w:ascii="Arial Narrow" w:eastAsia="Times New Roman" w:hAnsi="Arial Narrow" w:cs="Arial"/>
+          <w:spacing w:val="-3"/>
+          <w:kern w:val="0"/>
+          <w:sz w:val="24"/>
+          <w:szCs w:val="24"/>
+          <w:lang w:val="es-ES" w:eastAsia="es-ES"/>
+          <w14:ligatures w14:val="none"/>
+        </w:rPr>
+        <w:t xml:space="preserve"/>
+      </w:r>
+      <w:r>
+        <w:rPr>
+          <w:rFonts w:ascii="Arial Narrow" w:eastAsia="Times New Roman" w:hAnsi="Arial Narrow" w:cs="Arial"/>
+          <w:kern w:val="0"/>
+          <w:sz w:val="24"/>
+          <w:szCs w:val="24"/>
+          <w:lang w:val="es-ES" w:eastAsia="es-ES"/>
+          <w14:ligatures w14:val="none"/>
+        </w:rPr>
+        <w:t xml:space="preserve"/>
+      </w:r>
+      <w:r>
+        <w:rPr>
+          <w:rFonts w:ascii="Arial Narrow" w:eastAsia="Times New Roman" w:hAnsi="Arial Narrow" w:cs="Arial"/>
+          <w:spacing w:val="-3"/>
+          <w:kern w:val="0"/>
+          <w:sz w:val="24"/>
+          <w:szCs w:val="24"/>
+          <w:lang w:val="es-ES" w:eastAsia="es-ES"/>
+          <w14:ligatures w14:val="none"/>
+        </w:rPr>
+        <w:t/>
+      </w:r>
+      <w:r>
+        <w:rPr>
+          <w:rFonts w:ascii="Arial Narrow" w:eastAsia="Times New Roman" w:hAnsi="Arial Narrow" w:cs="Arial"/>
+          <w:spacing w:val="-3"/>
+          <w:kern w:val="0"/>
+          <w:sz w:val="24"/>
+          <w:szCs w:val="24"/>
+          <w:lang w:val="es-ES" w:eastAsia="es-ES"/>
+          <w14:ligatures w14:val="none"/>
+        </w:rPr>
+        <w:t xml:space="preserve"/>
+      </w:r>
+      <w:r>
+        <w:rPr>
+          <w:rFonts w:ascii="Arial Narrow" w:eastAsia="Times New Roman" w:hAnsi="Arial Narrow" w:cs="Arial"/>
+          <w:spacing w:val="-3"/>
+          <w:kern w:val="0"/>
+          <w:sz w:val="24"/>
+          <w:szCs w:val="24"/>
+          <w:lang w:val="es-ES" w:eastAsia="es-ES"/>
+          <w14:ligatures w14:val="none"/>
+        </w:rPr>
+        <w:t/>
+      </w:r>
+      <w:r>
+        <w:rPr>
+          <w:rFonts w:ascii="Arial Narrow" w:eastAsia="Times New Roman" w:hAnsi="Arial Narrow" w:cs="Arial"/>
+          <w:spacing w:val="-3"/>
+          <w:kern w:val="0"/>
+          <w:sz w:val="24"/>
+          <w:szCs w:val="24"/>
+          <w:lang w:val="es-ES" w:eastAsia="es-ES"/>
+          <w14:ligatures w14:val="none"/>
+        </w:rPr>
+        <w:t/>
       </w:r>
     </w:p>
     <w:p>
